--- a/docs/phone_installation.docx
+++ b/docs/phone_installation.docx
@@ -53,7 +53,7 @@
     </w:p>
     <w:p>
       <w:r>
-        <w:t>For an update from an earlier signed release, install the new APK over the existing app. Your account setup stays in place. Do not uninstall just to perform an ordinary update.</w:t>
+        <w:t>For an update from an earlier signed release, install the new APK over the existing app. Your account setup stays in place. Do not uninstall just to perform an ordinary update. Once the contact screen has an Updates control, use it for later updates; see ZmalaPhone-Guide.pdf for optional automatic updates.</w:t>
       </w:r>
     </w:p>
     <w:p>

--- a/docs/phone_installation.docx
+++ b/docs/phone_installation.docx
@@ -43,7 +43,7 @@
     </w:p>
     <w:p>
       <w:r>
-        <w:t>Open the release link supplied by your administrator and download ZmalaPhone.apk. The project release page is https://github.com/toastfr35/ZmalaCall/releases/latest. The two ZmalaPhone PDF files are the installation instructions and user guide.</w:t>
+        <w:t>Use Download ZmalaPhone.apk on your private setup PDF, or open the release link supplied by your administrator. The project release page is https://github.com/toastfr35/ZmalaCall/releases/latest. The two ZmalaPhone PDF files are the installation instructions and user guide.</w:t>
       </w:r>
     </w:p>
     <w:p>

--- a/docs/phone_installation.docx
+++ b/docs/phone_installation.docx
@@ -108,7 +108,7 @@
     </w:p>
     <w:p>
       <w:r>
-        <w:t>Tap an online green contact and ask the other person to answer. Check moving video and speech in both directions, then hang up. Ask them to call you back once with ZmalaPhone open and once after returning to the phone Home screen.</w:t>
+        <w:t>Tap a green Available contact or a blue Try calling contact and ask the other person to answer. Check moving video and speech in both directions, then hang up. Ask them to call you back once with ZmalaPhone open and once after returning to the phone Home screen.</w:t>
       </w:r>
     </w:p>
     <w:p>

--- a/docs/phone_installation.docx
+++ b/docs/phone_installation.docx
@@ -24,13 +24,19 @@
       </w:r>
     </w:p>
     <w:p>
+      <w:pPr>
+        <w:keepLines/>
+      </w:pPr>
       <w:r>
-        <w:t>Use Android 9 or newer on a supported 64-bit phone. Have a working internet connection and an App account setup QR. The QR may be printed or displayed on another screen; a QR saved on the same phone must first be shown elsewhere so the camera can scan it.</w:t>
+        <w:t>Use Android 9 or newer on a supported 64-bit phone. Have internet access and your private App account setup QR. You can scan a printed code or one shown on another screen, or open a QR picture saved from your email on the same phone.</w:t>
       </w:r>
     </w:p>
     <w:p>
+      <w:pPr>
+        <w:keepLines/>
+      </w:pPr>
       <w:r>
-        <w:t>Each account belongs to one phone or one Pi terminal. An App QR cannot enroll a terminal, and a Terminal QR cannot enroll ZmalaPhone. Ask the administrator for the correct account if setup rejects the code.</w:t>
+        <w:t>Each account belongs to one phone or one Pi terminal. An App QR cannot enroll a terminal, and a Terminal QR cannot enroll ZmalaPhone. Ask the person who supplied your QR for a current App code if setup rejects it.</w:t>
       </w:r>
     </w:p>
     <w:p>
@@ -42,21 +48,41 @@
       </w:r>
     </w:p>
     <w:p>
+      <w:pPr>
+        <w:keepLines/>
+      </w:pPr>
       <w:r>
-        <w:t>Use Download ZmalaPhone.apk on your private setup PDF, or open the release link supplied by your administrator. The project release page is https://github.com/toastfr35/ZmalaCall/releases/latest. The two ZmalaPhone PDF files are the installation instructions and user guide.</w:t>
+        <w:t xml:space="preserve">Use Download ZmalaPhone.apk on your private setup PDF, or open the release link supplied by your administrator. The project release page is </w:t>
+      </w:r>
+      <w:hyperlink r:id="rId9">
+        <w:r>
+          <w:t>https://github.com/toastfr35/ZmalaCall/releases/latest</w:t>
+        </w:r>
+      </w:hyperlink>
+      <w:r>
+        <w:t>. The two ZmalaPhone PDF files are the installation instructions and user guide.</w:t>
       </w:r>
     </w:p>
     <w:p>
+      <w:pPr>
+        <w:keepLines/>
+      </w:pPr>
       <w:r>
         <w:t>Open the APK from Downloads or your file manager. If Android asks, allow that browser or file manager to install apps, then return to the APK and tap Install. You can turn off that permission after installation. No USB cable or SIM card is needed for this installation method.</w:t>
       </w:r>
     </w:p>
     <w:p>
+      <w:pPr>
+        <w:keepLines/>
+      </w:pPr>
       <w:r>
         <w:t>For an update from an earlier signed release, install the new APK over the existing app. Your account setup stays in place. Do not uninstall just to perform an ordinary update. Once the contact screen has an Updates control, use it for later updates; see ZmalaPhone-Guide.pdf for optional automatic updates.</w:t>
       </w:r>
     </w:p>
     <w:p>
+      <w:pPr>
+        <w:keepLines/>
+      </w:pPr>
       <w:r>
         <w:t>An earlier development/debug copy uses a different signing certificate. Android cannot replace it with the release APK. Obtain your setup QR first, uninstall the development copy, install the release and scan the QR again. Uninstalling removes this phone's local setup; the server account and groups remain.</w:t>
       </w:r>
@@ -66,36 +92,63 @@
         <w:pStyle w:val="Heading1"/>
       </w:pPr>
       <w:r>
-        <w:t>2. Scan your setup QR</w:t>
+        <w:t>2. Connect your account</w:t>
       </w:r>
     </w:p>
     <w:p>
+      <w:pPr>
+        <w:keepLines/>
+      </w:pPr>
       <w:r>
-        <w:t>Open ZmalaPhone and tap Scan setup QR. Allow camera and microphone access when requested. On Android versions that request local network access, allow it too. Hold the complete QR inside the camera view and confirm the expected server address.</w:t>
+        <w:t>Open ZmalaPhone. Choose Scan setup QR to use the camera, or Open QR image to select a saved QR picture through Android. Choosing a picture does not upload it. Cancel leaves setup unchanged.</w:t>
       </w:r>
     </w:p>
     <w:p>
+      <w:pPr>
+        <w:keepLines/>
+      </w:pPr>
       <w:r>
-        <w:t>Keep your QR private: it grants access to your account. If it fails, ask the administrator for a current App QR. For calls between different networks, the administrator must first enable secure remote access and supply an HTTPS QR.</w:t>
+        <w:t>Check the server address and tap Connect. Allow camera and microphone access for video calls, and local network access on Android 17. You do not need access to server administration. HTTP local setup warns that it is unencrypted; use it only on a trusted home network.</w:t>
+      </w:r>
+    </w:p>
+    <w:p>
+      <w:pPr>
+        <w:keepLines/>
+      </w:pPr>
+      <w:r>
+        <w:t>Contacts appear after the account connects. The app follows your phone language in English or French; Android may also offer an app-specific language setting. To replace setup later, use Android Settings &gt; Apps &gt; ZmalaPhone &gt; Storage &gt; Clear storage, then use a fresh App QR. Do not clear data for an ordinary temporary connection problem.</w:t>
       </w:r>
     </w:p>
     <w:p>
       <w:pPr>
         <w:pStyle w:val="Heading1"/>
-        <w:pageBreakBefore/>
       </w:pPr>
       <w:r>
-        <w:t>3. Enable incoming call alerts</w:t>
+        <w:t>3. Enable incoming calls</w:t>
       </w:r>
     </w:p>
     <w:p>
+      <w:pPr>
+        <w:keepLines/>
+      </w:pPr>
       <w:r>
-        <w:t>Read the incoming-call explanation, tap Continue and allow notifications when Android asks. Check that the app reports Incoming call alerts enabled. The phone and server need internet access for Firebase alerts, and the administrator must configure the sender.</w:t>
+        <w:t>Read the incoming-call explanation, tap Continue and allow notifications. The contact footer reports enabled alerts, disabled notifications, registration progress or unavailable alerts.</w:t>
       </w:r>
     </w:p>
     <w:p>
+      <w:pPr>
+        <w:keepLines/>
+      </w:pPr>
       <w:r>
-        <w:t>If alerts are disabled, enable ZmalaPhone notifications in Android Settings and reopen the app. Open it again after using Force stop, and at least monthly to renew alerts. Contact the administrator if alerts remain unavailable.</w:t>
+        <w:t>If notifications are off, tap Enable notifications to open the relevant Android settings. Unavailable registration offers Try again; Details explains missing server support. The person who supplied your QR can help. Internet access and a configured server sender are needed for alerts while the app is closed.</w:t>
+      </w:r>
+    </w:p>
+    <w:p>
+      <w:pPr>
+        <w:keepLines/>
+      </w:pPr>
+      <w:r>
+        <w:t>After Android Force stop, open the app again before expecting calls. Open it at least monthly to renew incoming alerts. Phone battery policies can affect delivery; check the actual phone before relying on it.</w:t>
       </w:r>
     </w:p>
     <w:p>
@@ -107,17 +160,31 @@
       </w:r>
     </w:p>
     <w:p>
+      <w:pPr>
+        <w:keepLines/>
+      </w:pPr>
       <w:r>
-        <w:t>Tap a green Available contact or a blue Try calling contact and ask the other person to answer. Check moving video and speech in both directions, then hang up. Ask them to call you back once with ZmalaPhone open and once after returning to the phone Home screen.</w:t>
+        <w:t>Tap a contact card to open that person’s page, then tap Call. Green Available means recently active; blue Try calling means push may work but is unconfirmed. Red Offline cards still open, with Call disabled and callback actions available where supported.</w:t>
       </w:r>
     </w:p>
     <w:p>
+      <w:pPr>
+        <w:keepLines/>
+      </w:pPr>
       <w:r>
-        <w:t>Rotate the phone and switch cameras twice during a call. Check that the picture stays upright and the front camera returns. See ZmalaPhone-Guide.pdf for the call controls and everyday help.</w:t>
+        <w:t>Check moving video and speech in both directions. Rotate the phone and switch cameras twice. Return to Home during an answered call and verify audio continues; return through the ongoing notification and check video resumes. End the call from the screen or notification.</w:t>
+      </w:r>
+    </w:p>
+    <w:p>
+      <w:pPr>
+        <w:keepLines/>
+      </w:pPr>
+      <w:r>
+        <w:t>Ask the other person to call once with ZmalaPhone open and once from the Home screen or with the phone asleep. See ZmalaPhone-Guide.pdf for controls, callbacks and everyday help.</w:t>
       </w:r>
     </w:p>
     <w:sectPr>
-      <w:footerReference w:type="default" r:id="rId9"/>
+      <w:footerReference w:type="default" r:id="rId10"/>
       <w:pgSz w:w="11909" w:h="16834"/>
       <w:pgMar w:top="1008" w:right="1152" w:bottom="1008" w:left="1152" w:header="720" w:footer="720" w:gutter="0"/>
       <w:cols w:space="720"/>

--- a/docs/phone_installation.docx
+++ b/docs/phone_installation.docx
@@ -132,7 +132,7 @@
         <w:keepLines/>
       </w:pPr>
       <w:r>
-        <w:t>Read the incoming-call explanation, tap Continue and allow notifications. The contact footer reports enabled alerts, disabled notifications, registration progress or unavailable alerts.</w:t>
+        <w:t>Read the call and callback notification explanation, tap Continue and allow notifications. The contact footer reports enabled alerts, disabled notifications, registration progress or unavailable alerts.</w:t>
       </w:r>
     </w:p>
     <w:p>

--- a/docs/phone_installation.docx
+++ b/docs/phone_installation.docx
@@ -12,7 +12,7 @@
     </w:p>
     <w:p>
       <w:r>
-        <w:t>For the person using an Android phone. You need the app download and your private setup QR from the administrator. You do not need access to server administration.</w:t>
+        <w:t>Use this guide to install the Android app and connect your account. Ask the person setting up ZmalaCall for your private setup QR code. You do not need an administrator password.</w:t>
       </w:r>
     </w:p>
     <w:p>
@@ -28,7 +28,7 @@
         <w:keepLines/>
       </w:pPr>
       <w:r>
-        <w:t>Use Android 9 or newer on a supported 64-bit phone. Have internet access and your private App account setup QR. You can scan a printed code or one shown on another screen, or open a QR picture saved from your email on the same phone.</w:t>
+        <w:t>You need an Android 9 or newer phone with a supported 64-bit processor, an internet connection and your own App setup QR. A Terminal QR is for a TV terminal and will not work here.</w:t>
       </w:r>
     </w:p>
     <w:p>
@@ -36,7 +36,7 @@
         <w:keepLines/>
       </w:pPr>
       <w:r>
-        <w:t>Each account belongs to one phone or one Pi terminal. An App QR cannot enroll a terminal, and a Terminal QR cannot enroll ZmalaPhone. Ask the person who supplied your QR for a current App code if setup rejects it.</w:t>
+        <w:t>Keep your QR private. Print it or show it on another screen for scanning. If you have a QR picture saved on this phone, you can choose Open QR image instead. If you received a PDF, display it on another screen or save a clear picture of the whole QR code.</w:t>
       </w:r>
     </w:p>
     <w:p>
@@ -44,7 +44,7 @@
         <w:pStyle w:val="Heading1"/>
       </w:pPr>
       <w:r>
-        <w:t>1. Download and install</w:t>
+        <w:t>1 Download the app</w:t>
       </w:r>
     </w:p>
     <w:p>
@@ -52,7 +52,7 @@
         <w:keepLines/>
       </w:pPr>
       <w:r>
-        <w:t xml:space="preserve">Use Download ZmalaPhone.apk on your private setup PDF, or open the release link supplied by your administrator. The project release page is </w:t>
+        <w:t xml:space="preserve">Tap Download ZmalaPhone.apk in your setup document. Alternatively, open </w:t>
       </w:r>
       <w:hyperlink r:id="rId9">
         <w:r>
@@ -60,7 +60,7 @@
         </w:r>
       </w:hyperlink>
       <w:r>
-        <w:t>. The two ZmalaPhone PDF files are the installation instructions and user guide.</w:t>
+        <w:t xml:space="preserve"> and select ZmalaPhone.apk under Assets. You do not need a GitHub account.</w:t>
       </w:r>
     </w:p>
     <w:p>
@@ -68,7 +68,7 @@
         <w:keepLines/>
       </w:pPr>
       <w:r>
-        <w:t>Open the APK from Downloads or your file manager. If Android asks, allow that browser or file manager to install apps, then return to the APK and tap Install. You can turn off that permission after installation. No USB cable or SIM card is needed for this installation method.</w:t>
+        <w:t>Open the downloaded file from Downloads or your file manager. If Android asks, allow that browser or file manager to install apps. Return to the file and tap Install. You can turn off this permission afterwards. This method needs neither a USB cable nor a SIM card.</w:t>
       </w:r>
     </w:p>
     <w:p>
@@ -76,7 +76,15 @@
         <w:keepLines/>
       </w:pPr>
       <w:r>
-        <w:t>For an update from an earlier signed release, install the new APK over the existing app. Your account setup stays in place. Do not uninstall just to perform an ordinary update. Once the contact screen has an Updates control, use it for later updates; see ZmalaPhone-Guide.pdf for optional automatic updates.</w:t>
+        <w:t>Already using a release version? Install over the existing app to keep your setup. Do not uninstall it for an ordinary update. If Android says the package conflicts, ask your helper before removing anything; a development copy may need different steps.</w:t>
+      </w:r>
+    </w:p>
+    <w:p>
+      <w:pPr>
+        <w:pStyle w:val="Heading1"/>
+      </w:pPr>
+      <w:r>
+        <w:t>2 Connect your account</w:t>
       </w:r>
     </w:p>
     <w:p>
@@ -84,7 +92,56 @@
         <w:keepLines/>
       </w:pPr>
       <w:r>
-        <w:t>An earlier development/debug copy uses a different signing certificate. Android cannot replace it with the release APK. Obtain your setup QR first, uninstall the development copy, install the release and scan the QR again. Uninstalling removes this phone's local setup; the server account and groups remain.</w:t>
+        <w:t>Open ZmalaPhone. Tap Scan setup QR and point the camera at your code, or tap Open QR image and select a saved picture. Check the server address, then tap Connect.</w:t>
+      </w:r>
+    </w:p>
+    <w:p>
+      <w:pPr>
+        <w:keepLines/>
+      </w:pPr>
+      <w:r>
+        <w:t>Allow camera and microphone access when asked. On Android 17, also allow local network access. A local HTTP address shows an unencrypted-connection warning; use it only on a trusted home network. For calls between different networks, your helper must supply an HTTPS setup code.</w:t>
+      </w:r>
+    </w:p>
+    <w:p>
+      <w:pPr>
+        <w:keepLines/>
+      </w:pPr>
+      <w:r>
+        <w:t>Your contact list appears when setup succeeds. If the code is rejected, check that it is your current App QR and that the phone is connected to the internet or the required home network. Ask the person who supplied the code if it still fails.</w:t>
+      </w:r>
+    </w:p>
+    <w:p>
+      <w:pPr>
+        <w:pStyle w:val="Heading1"/>
+        <w:pageBreakBefore/>
+      </w:pPr>
+      <w:r>
+        <w:t>3 Allow incoming alerts</w:t>
+      </w:r>
+    </w:p>
+    <w:p>
+      <w:pPr>
+        <w:keepLines/>
+      </w:pPr>
+      <w:r>
+        <w:t>Read the call and callback notification explanation. Tap Continue, then Allow when Android asks. The bottom of the contact list shows whether incoming alerts are enabled.</w:t>
+      </w:r>
+    </w:p>
+    <w:p>
+      <w:pPr>
+        <w:keepLines/>
+      </w:pPr>
+      <w:r>
+        <w:t>If it shows Enable notifications, tap it and allow notifications in Android settings. If it shows Try again, check your connection and tap it. Details provides help if the server is not ready to send alerts; ask your helper to check it.</w:t>
+      </w:r>
+    </w:p>
+    <w:p>
+      <w:pPr>
+        <w:keepLines/>
+      </w:pPr>
+      <w:r>
+        <w:t>Open the app again after using Android Force stop, and at least once a month to renew incoming alerts. Battery-saving settings can delay alerts on some phones.</w:t>
       </w:r>
     </w:p>
     <w:p>
@@ -92,7 +149,7 @@
         <w:pStyle w:val="Heading1"/>
       </w:pPr>
       <w:r>
-        <w:t>2. Connect your account</w:t>
+        <w:t>4 Try a call together</w:t>
       </w:r>
     </w:p>
     <w:p>
@@ -100,7 +157,7 @@
         <w:keepLines/>
       </w:pPr>
       <w:r>
-        <w:t>Open ZmalaPhone. Choose Scan setup QR to use the camera, or Open QR image to select a saved QR picture through Android. Choosing a picture does not upload it. Cancel leaves setup unchanged.</w:t>
+        <w:t>Tap a contact card, then tap Call. Check that both people can hear each other and see moving video. Tap the video to show the controls, then tap End to hang up.</w:t>
       </w:r>
     </w:p>
     <w:p>
@@ -108,79 +165,7 @@
         <w:keepLines/>
       </w:pPr>
       <w:r>
-        <w:t>Check the server address and tap Connect. Allow camera and microphone access for video calls, and local network access on Android 17. You do not need access to server administration. HTTP local setup warns that it is unencrypted; use it only on a trusted home network.</w:t>
-      </w:r>
-    </w:p>
-    <w:p>
-      <w:pPr>
-        <w:keepLines/>
-      </w:pPr>
-      <w:r>
-        <w:t>Contacts appear after the account connects. The app follows your phone language in English or French; Android may also offer an app-specific language setting. To replace setup later, use Android Settings &gt; Apps &gt; ZmalaPhone &gt; Storage &gt; Clear storage, then use a fresh App QR. Do not clear data for an ordinary temporary connection problem.</w:t>
-      </w:r>
-    </w:p>
-    <w:p>
-      <w:pPr>
-        <w:pStyle w:val="Heading1"/>
-      </w:pPr>
-      <w:r>
-        <w:t>3. Enable incoming calls</w:t>
-      </w:r>
-    </w:p>
-    <w:p>
-      <w:pPr>
-        <w:keepLines/>
-      </w:pPr>
-      <w:r>
-        <w:t>Read the call and callback notification explanation, tap Continue and allow notifications. The contact footer reports enabled alerts, disabled notifications, registration progress or unavailable alerts.</w:t>
-      </w:r>
-    </w:p>
-    <w:p>
-      <w:pPr>
-        <w:keepLines/>
-      </w:pPr>
-      <w:r>
-        <w:t>If notifications are off, tap Enable notifications to open the relevant Android settings. Unavailable registration offers Try again; Details explains missing server support. The person who supplied your QR can help. Internet access and a configured server sender are needed for alerts while the app is closed.</w:t>
-      </w:r>
-    </w:p>
-    <w:p>
-      <w:pPr>
-        <w:keepLines/>
-      </w:pPr>
-      <w:r>
-        <w:t>After Android Force stop, open the app again before expecting calls. Open it at least monthly to renew incoming alerts. Phone battery policies can affect delivery; check the actual phone before relying on it.</w:t>
-      </w:r>
-    </w:p>
-    <w:p>
-      <w:pPr>
-        <w:pStyle w:val="Heading1"/>
-      </w:pPr>
-      <w:r>
-        <w:t>4. Check a call before handover</w:t>
-      </w:r>
-    </w:p>
-    <w:p>
-      <w:pPr>
-        <w:keepLines/>
-      </w:pPr>
-      <w:r>
-        <w:t>Tap a contact card to open that person’s page, then tap Call. Green Available means recently active; blue Try calling means push may work but is unconfirmed. Red Offline cards still open, with Call disabled and callback actions available where supported.</w:t>
-      </w:r>
-    </w:p>
-    <w:p>
-      <w:pPr>
-        <w:keepLines/>
-      </w:pPr>
-      <w:r>
-        <w:t>Check moving video and speech in both directions. Rotate the phone and switch cameras twice. Return to Home during an answered call and verify audio continues; return through the ongoing notification and check video resumes. End the call from the screen or notification.</w:t>
-      </w:r>
-    </w:p>
-    <w:p>
-      <w:pPr>
-        <w:keepLines/>
-      </w:pPr>
-      <w:r>
-        <w:t>Ask the other person to call once with ZmalaPhone open and once from the Home screen or with the phone asleep. See ZmalaPhone-Guide.pdf for controls, callbacks and everyday help.</w:t>
+        <w:t>Ask the other person to call you once while the app is open and once while the phone is on its Home screen or asleep. Answer each call and check sound and video. If alerts do not arrive, follow Receive calls in ZmalaPhone-Guide.pdf before relying on them.</w:t>
       </w:r>
     </w:p>
     <w:sectPr>
@@ -642,7 +627,7 @@
       <w:rFonts w:asciiTheme="majorHAnsi" w:eastAsiaTheme="majorEastAsia" w:hAnsiTheme="majorHAnsi" w:cstheme="majorBidi" w:ascii="Calibri" w:hAnsi="Calibri"/>
       <w:b/>
       <w:bCs/>
-      <w:color w:val="16734B"/>
+      <w:color w:val="000000"/>
       <w:sz w:val="32"/>
       <w:szCs w:val="28"/>
     </w:rPr>
@@ -926,7 +911,7 @@
     </w:pPr>
     <w:rPr>
       <w:rFonts w:asciiTheme="majorHAnsi" w:eastAsiaTheme="majorEastAsia" w:hAnsiTheme="majorHAnsi" w:cstheme="majorBidi" w:ascii="Calibri" w:hAnsi="Calibri"/>
-      <w:color w:val="1F2937"/>
+      <w:color w:val="000000"/>
       <w:spacing w:val="5"/>
       <w:kern w:val="28"/>
       <w:sz w:val="54"/>

--- a/docs/phone_installation.docx
+++ b/docs/phone_installation.docx
@@ -52,7 +52,7 @@
         <w:keepLines/>
       </w:pPr>
       <w:r>
-        <w:t xml:space="preserve">Tap Download ZmalaPhone.apk in your setup document. Alternatively, open </w:t>
+        <w:t xml:space="preserve">Scan the first QR in your setup document using the phone camera, or tap its download link. Alternatively, open </w:t>
       </w:r>
       <w:hyperlink r:id="rId9">
         <w:r>
@@ -92,7 +92,7 @@
         <w:keepLines/>
       </w:pPr>
       <w:r>
-        <w:t>Open ZmalaPhone. Tap Scan setup QR and point the camera at your code, or tap Open QR image and select a saved picture. Check the server address, then tap Connect.</w:t>
+        <w:t>Open ZmalaPhone. Tap Scan setup QR and point the camera at the second (account setup) code, or tap Open QR image and select a saved picture. Check the server address, then tap Connect.</w:t>
       </w:r>
     </w:p>
     <w:p>
